--- a/Documentation.docx
+++ b/Documentation.docx
@@ -1641,6 +1641,140 @@
           <w:lang w:val="en-GB"/>
         </w:rPr>
         <w:t>- Local church code updates persist custom_collection_name.</w:t>
+      </w:r>
+    </w:p>
+    <w:p/>
+    <w:p>
+      <w:pPr>
+        <w:spacing w:before="240" w:after="120"/>
+      </w:pPr>
+      <w:r>
+        <w:rPr>
+          <w:b/>
+          <w:sz w:val="24"/>
+        </w:rPr>
+        <w:t>LOCAL ADMIN: VIEWING COLLECTION CODES</w:t>
+      </w:r>
+    </w:p>
+    <w:p>
+      <w:pPr>
+        <w:spacing w:before="120"/>
+      </w:pPr>
+      <w:r>
+        <w:t>The new `can_view_collection_codes` permission allows local admins and other roles to view existing collection codes without necessarily having full management permissions.</w:t>
+      </w:r>
+    </w:p>
+    <w:p/>
+    <w:p>
+      <w:r>
+        <w:t>Permission: can_view_collection_codes</w:t>
+      </w:r>
+    </w:p>
+    <w:p>
+      <w:r>
+        <w:t>• Applies to: system_admin, admin, treasurer, data_steward, uploader, viewer</w:t>
+      </w:r>
+    </w:p>
+    <w:p>
+      <w:r>
+        <w:t>• Effect: Users with this right can view all existing collection codes in their church on the Collections page</w:t>
+      </w:r>
+    </w:p>
+    <w:p>
+      <w:r>
+        <w:t xml:space="preserve">• Behavior: </w:t>
+      </w:r>
+    </w:p>
+    <w:p>
+      <w:pPr>
+        <w:spacing w:before="120"/>
+      </w:pPr>
+      <w:r>
+        <w:t xml:space="preserve">  - Collection codes will be visible in a read-only table</w:t>
+      </w:r>
+    </w:p>
+    <w:p>
+      <w:pPr>
+        <w:spacing w:before="120"/>
+      </w:pPr>
+      <w:r>
+        <w:t xml:space="preserve">  - Only users with `can_manage_collections` can see the "Add New Code" section</w:t>
+      </w:r>
+    </w:p>
+    <w:p>
+      <w:pPr>
+        <w:spacing w:before="120"/>
+      </w:pPr>
+      <w:r>
+        <w:t xml:space="preserve">  - Only users with `can_manage_collections` can edit or delete codes</w:t>
+      </w:r>
+    </w:p>
+    <w:p/>
+    <w:p>
+      <w:r>
+        <w:t>Frontend Behavior:</w:t>
+      </w:r>
+    </w:p>
+    <w:p>
+      <w:r>
+        <w:t>• Collections menu button shows for users with either `can_manage_collections` OR `can_view_collection_codes`</w:t>
+      </w:r>
+    </w:p>
+    <w:p>
+      <w:r>
+        <w:t>• Collections page displays existing codes to viewers</w:t>
+      </w:r>
+    </w:p>
+    <w:p>
+      <w:r>
+        <w:t>• Management controls (Add, Edit, Delete) only appear for admins with `can_manage_collections` right</w:t>
+      </w:r>
+    </w:p>
+    <w:p/>
+    <w:p>
+      <w:r>
+        <w:t>Database Schema:</w:t>
+      </w:r>
+    </w:p>
+    <w:p>
+      <w:r>
+        <w:t>• Table: role_policies</w:t>
+      </w:r>
+    </w:p>
+    <w:p>
+      <w:r>
+        <w:t>• New column: can_view_collection_codes (INTEGER, DEFAULT 0)</w:t>
+      </w:r>
+    </w:p>
+    <w:p>
+      <w:r>
+        <w:t>• Migration: ensure_role_policies_schema() adds column if missing and backfills for built-in roles</w:t>
+      </w:r>
+    </w:p>
+    <w:p/>
+    <w:p>
+      <w:r>
+        <w:t>Operational Checklist:</w:t>
+      </w:r>
+    </w:p>
+    <w:p>
+      <w:r>
+        <w:t>✓ Backend restart applies migration to add can_view_collection_codes column</w:t>
+      </w:r>
+    </w:p>
+    <w:p>
+      <w:r>
+        <w:t>✓ Built-in roles (admin, treasurer, viewer, etc.) auto-populated with can_view_collection_codes=1</w:t>
+      </w:r>
+    </w:p>
+    <w:p>
+      <w:r>
+        <w:t>✓ Frontend renders Collection codes view for users with can_view_collection_codes right</w:t>
+      </w:r>
+    </w:p>
+    <w:p>
+      <w:r>
+        <w:t>✓ Edit/Delete buttons only appear for users with can_manage_collections right</w:t>
       </w:r>
     </w:p>
     <w:sectPr>

--- a/Documentation.docx
+++ b/Documentation.docx
@@ -1775,6 +1775,80 @@
     <w:p>
       <w:r>
         <w:t>✓ Edit/Delete buttons only appear for users with can_manage_collections right</w:t>
+      </w:r>
+    </w:p>
+    <w:p/>
+    <w:p>
+      <w:r>
+        <w:rPr>
+          <w:b/>
+          <w:sz w:val="24"/>
+        </w:rPr>
+        <w:t>LOCAL COLLECTION CODES - LOCAL ADMIN VIEW</w:t>
+      </w:r>
+    </w:p>
+    <w:p>
+      <w:r>
+        <w:rPr>
+          <w:sz w:val="22"/>
+        </w:rPr>
+        <w:t>In Local Collection Codes:</w:t>
+      </w:r>
+    </w:p>
+    <w:p>
+      <w:r>
+        <w:rPr>
+          <w:sz w:val="22"/>
+        </w:rPr>
+        <w:t>These codes apply only to your church.</w:t>
+      </w:r>
+    </w:p>
+    <w:p>
+      <w:r>
+        <w:rPr>
+          <w:sz w:val="22"/>
+        </w:rPr>
+        <w:t>Global codes are shared across all churches.</w:t>
+      </w:r>
+    </w:p>
+    <w:p>
+      <w:r>
+        <w:rPr>
+          <w:sz w:val="22"/>
+        </w:rPr>
+        <w:t>Windows seen by local admin now allow viewing all collection codes available to that church window:</w:t>
+      </w:r>
+    </w:p>
+    <w:p>
+      <w:r>
+        <w:rPr>
+          <w:sz w:val="22"/>
+        </w:rPr>
+        <w:t>- church-specific codes for that local church</w:t>
+      </w:r>
+    </w:p>
+    <w:p>
+      <w:r>
+        <w:rPr>
+          <w:sz w:val="22"/>
+        </w:rPr>
+        <w:t>- global shared codes</w:t>
+      </w:r>
+    </w:p>
+    <w:p>
+      <w:r>
+        <w:rPr>
+          <w:sz w:val="22"/>
+        </w:rPr>
+        <w:t>By default, collection codes are created for every church from Collection_Codes.xlsx.</w:t>
+      </w:r>
+    </w:p>
+    <w:p>
+      <w:r>
+        <w:rPr>
+          <w:sz w:val="22"/>
+        </w:rPr>
+        <w:t>The importer reads Collection_Codes.xlsx and materializes defaults per church during startup and when a new church is created.</w:t>
       </w:r>
     </w:p>
     <w:sectPr>

--- a/Documentation.docx
+++ b/Documentation.docx
@@ -1849,6 +1849,196 @@
           <w:sz w:val="22"/>
         </w:rPr>
         <w:t>The importer reads Collection_Codes.xlsx and materializes defaults per church during startup and when a new church is created.</w:t>
+      </w:r>
+    </w:p>
+    <w:p/>
+    <w:p>
+      <w:r>
+        <w:rPr>
+          <w:b/>
+          <w:sz w:val="24"/>
+        </w:rPr>
+        <w:t>COLLECTION CODES UPDATE (APRIL 2026)</w:t>
+      </w:r>
+    </w:p>
+    <w:p>
+      <w:r>
+        <w:rPr>
+          <w:sz w:val="22"/>
+        </w:rPr>
+        <w:t>Important distinction:</w:t>
+      </w:r>
+    </w:p>
+    <w:p>
+      <w:r>
+        <w:rPr>
+          <w:sz w:val="22"/>
+        </w:rPr>
+        <w:t>Church codes are different from Collection codes.</w:t>
+      </w:r>
+    </w:p>
+    <w:p>
+      <w:r>
+        <w:rPr>
+          <w:sz w:val="22"/>
+        </w:rPr>
+        <w:t>- Church code/context identifies a church (for example church id 1, 2, 3, 4).</w:t>
+      </w:r>
+    </w:p>
+    <w:p>
+      <w:r>
+        <w:rPr>
+          <w:sz w:val="22"/>
+        </w:rPr>
+        <w:t>- Collection codes are offering field mappings and labels used for collection entry (for example s1, c1, l31 labels and related code values).</w:t>
+      </w:r>
+    </w:p>
+    <w:p/>
+    <w:p>
+      <w:r>
+        <w:rPr>
+          <w:sz w:val="22"/>
+        </w:rPr>
+        <w:t>Current Local Collection Codes behavior:</w:t>
+      </w:r>
+    </w:p>
+    <w:p>
+      <w:r>
+        <w:rPr>
+          <w:sz w:val="22"/>
+        </w:rPr>
+        <w:t>- Collection codes are managed under the Collections menu (not under Settings).</w:t>
+      </w:r>
+    </w:p>
+    <w:p>
+      <w:r>
+        <w:rPr>
+          <w:sz w:val="22"/>
+        </w:rPr>
+        <w:t>- Users who can access Collections can open the Collection Codes view section.</w:t>
+      </w:r>
+    </w:p>
+    <w:p>
+      <w:r>
+        <w:rPr>
+          <w:sz w:val="22"/>
+        </w:rPr>
+        <w:t>- Users with can_manage_collections can add, edit, and delete collection codes.</w:t>
+      </w:r>
+    </w:p>
+    <w:p>
+      <w:r>
+        <w:rPr>
+          <w:sz w:val="22"/>
+        </w:rPr>
+        <w:t>- Users with can_view_collection_codes can view collection codes (read-only).</w:t>
+      </w:r>
+    </w:p>
+    <w:p/>
+    <w:p>
+      <w:r>
+        <w:rPr>
+          <w:sz w:val="22"/>
+        </w:rPr>
+        <w:t>Visibility rules in Collections page:</w:t>
+      </w:r>
+    </w:p>
+    <w:p>
+      <w:r>
+        <w:rPr>
+          <w:sz w:val="22"/>
+        </w:rPr>
+        <w:t>- Local panel now opens by default so codes are immediately visible.</w:t>
+      </w:r>
+    </w:p>
+    <w:p>
+      <w:r>
+        <w:rPr>
+          <w:sz w:val="22"/>
+        </w:rPr>
+        <w:t>- A View/Hide collection codes link is available.</w:t>
+      </w:r>
+    </w:p>
+    <w:p>
+      <w:r>
+        <w:rPr>
+          <w:sz w:val="22"/>
+        </w:rPr>
+        <w:t>- Row limit selector supports 10, 30, 50, 100, 200.</w:t>
+      </w:r>
+    </w:p>
+    <w:p/>
+    <w:p>
+      <w:r>
+        <w:rPr>
+          <w:sz w:val="22"/>
+        </w:rPr>
+        <w:t>Database/default data changes:</w:t>
+      </w:r>
+    </w:p>
+    <w:p>
+      <w:r>
+        <w:rPr>
+          <w:sz w:val="22"/>
+        </w:rPr>
+        <w:t>- Collection defaults are sourced from Collection_Codes.xlsx.</w:t>
+      </w:r>
+    </w:p>
+    <w:p>
+      <w:r>
+        <w:rPr>
+          <w:sz w:val="22"/>
+        </w:rPr>
+        <w:t>- Defaults are materialized per church (church-scoped rows).</w:t>
+      </w:r>
+    </w:p>
+    <w:p>
+      <w:r>
+        <w:rPr>
+          <w:sz w:val="22"/>
+        </w:rPr>
+        <w:t>- Import runs during startup and when a new church is created.</w:t>
+      </w:r>
+    </w:p>
+    <w:p>
+      <w:r>
+        <w:rPr>
+          <w:sz w:val="22"/>
+        </w:rPr>
+        <w:t>- Legacy uniqueness on collection_codes.column_name was removed for PostgreSQL to allow per-church duplicates of the same collection field names.</w:t>
+      </w:r>
+    </w:p>
+    <w:p/>
+    <w:p>
+      <w:r>
+        <w:rPr>
+          <w:sz w:val="22"/>
+        </w:rPr>
+        <w:t>Operational verification snapshot:</w:t>
+      </w:r>
+    </w:p>
+    <w:p>
+      <w:r>
+        <w:rPr>
+          <w:sz w:val="22"/>
+        </w:rPr>
+        <w:t>- Workbook import completed successfully after migration adjustment.</w:t>
+      </w:r>
+    </w:p>
+    <w:p>
+      <w:r>
+        <w:rPr>
+          <w:sz w:val="22"/>
+        </w:rPr>
+        <w:t>- Current counts verified in database include global rows plus church-scoped rows.</w:t>
+      </w:r>
+    </w:p>
+    <w:p>
+      <w:r>
+        <w:rPr>
+          <w:sz w:val="22"/>
+        </w:rPr>
+        <w:t>- Collection codes are now visible and editable in Collections page according to role rights.</w:t>
       </w:r>
     </w:p>
     <w:sectPr>

--- a/Documentation.docx
+++ b/Documentation.docx
@@ -2039,6 +2039,213 @@
           <w:sz w:val="22"/>
         </w:rPr>
         <w:t>- Collection codes are now visible and editable in Collections page according to role rights.</w:t>
+      </w:r>
+    </w:p>
+    <w:p/>
+    <w:p>
+      <w:r>
+        <w:rPr>
+          <w:b/>
+          <w:sz w:val="24"/>
+        </w:rPr>
+        <w:t>FINAL IMPLEMENTATION UPDATE - APRIL 2026</w:t>
+      </w:r>
+    </w:p>
+    <w:p>
+      <w:r>
+        <w:rPr>
+          <w:sz w:val="22"/>
+        </w:rPr>
+        <w:t>1) Church Codes vs Collection Codes</w:t>
+      </w:r>
+    </w:p>
+    <w:p>
+      <w:r>
+        <w:rPr>
+          <w:sz w:val="22"/>
+        </w:rPr>
+        <w:t>- Church codes (church context/id) identify which church owns data.</w:t>
+      </w:r>
+    </w:p>
+    <w:p>
+      <w:r>
+        <w:rPr>
+          <w:sz w:val="22"/>
+        </w:rPr>
+        <w:t>- Collection codes define offering fields/labels used during collections entry.</w:t>
+      </w:r>
+    </w:p>
+    <w:p>
+      <w:r>
+        <w:rPr>
+          <w:sz w:val="22"/>
+        </w:rPr>
+        <w:t>- These are separate concepts and are handled separately in both UI and DB.</w:t>
+      </w:r>
+    </w:p>
+    <w:p/>
+    <w:p>
+      <w:r>
+        <w:rPr>
+          <w:sz w:val="22"/>
+        </w:rPr>
+        <w:t>2) Collection Codes UI Placement</w:t>
+      </w:r>
+    </w:p>
+    <w:p>
+      <w:r>
+        <w:rPr>
+          <w:sz w:val="22"/>
+        </w:rPr>
+        <w:t>- Collection Codes is under the Collections menu.</w:t>
+      </w:r>
+    </w:p>
+    <w:p>
+      <w:r>
+        <w:rPr>
+          <w:sz w:val="22"/>
+        </w:rPr>
+        <w:t>- Collection Codes was removed from Settings.</w:t>
+      </w:r>
+    </w:p>
+    <w:p>
+      <w:r>
+        <w:rPr>
+          <w:sz w:val="22"/>
+        </w:rPr>
+        <w:t>- Treasury and all roles that can access Collections can see the collection-codes section.</w:t>
+      </w:r>
+    </w:p>
+    <w:p/>
+    <w:p>
+      <w:r>
+        <w:rPr>
+          <w:sz w:val="22"/>
+        </w:rPr>
+        <w:t>3) View and Edit Behavior</w:t>
+      </w:r>
+    </w:p>
+    <w:p>
+      <w:r>
+        <w:rPr>
+          <w:sz w:val="22"/>
+        </w:rPr>
+        <w:t>- can_manage_collections: can add, edit, delete collection codes.</w:t>
+      </w:r>
+    </w:p>
+    <w:p>
+      <w:r>
+        <w:rPr>
+          <w:sz w:val="22"/>
+        </w:rPr>
+        <w:t>- can_view_collection_codes: can view collection codes in read-only mode.</w:t>
+      </w:r>
+    </w:p>
+    <w:p>
+      <w:r>
+        <w:rPr>
+          <w:sz w:val="22"/>
+        </w:rPr>
+        <w:t>- Collection codes panel now opens by default for easier visibility.</w:t>
+      </w:r>
+    </w:p>
+    <w:p>
+      <w:r>
+        <w:rPr>
+          <w:sz w:val="22"/>
+        </w:rPr>
+        <w:t>- View/Hide link is available and row-size selector supports 10, 30, 50, 100, 200.</w:t>
+      </w:r>
+    </w:p>
+    <w:p/>
+    <w:p>
+      <w:r>
+        <w:rPr>
+          <w:sz w:val="22"/>
+        </w:rPr>
+        <w:t>4) Default Codes from Workbook</w:t>
+      </w:r>
+    </w:p>
+    <w:p>
+      <w:r>
+        <w:rPr>
+          <w:sz w:val="22"/>
+        </w:rPr>
+        <w:t>- Source workbook: Collection_Codes.xlsx.</w:t>
+      </w:r>
+    </w:p>
+    <w:p>
+      <w:r>
+        <w:rPr>
+          <w:sz w:val="22"/>
+        </w:rPr>
+        <w:t>- Defaults are materialized per church (church-scoped rows), not only global rows.</w:t>
+      </w:r>
+    </w:p>
+    <w:p>
+      <w:r>
+        <w:rPr>
+          <w:sz w:val="22"/>
+        </w:rPr>
+        <w:t>- Import executes on startup and when a new church is created.</w:t>
+      </w:r>
+    </w:p>
+    <w:p/>
+    <w:p>
+      <w:r>
+        <w:rPr>
+          <w:sz w:val="22"/>
+        </w:rPr>
+        <w:t>5) Database Migration/Compatibility</w:t>
+      </w:r>
+    </w:p>
+    <w:p>
+      <w:r>
+        <w:rPr>
+          <w:sz w:val="22"/>
+        </w:rPr>
+        <w:t>- Legacy PostgreSQL unique constraint on collection_codes.column_name was removed.</w:t>
+      </w:r>
+    </w:p>
+    <w:p>
+      <w:r>
+        <w:rPr>
+          <w:sz w:val="22"/>
+        </w:rPr>
+        <w:t>- This allows same collection field names to exist across different churches.</w:t>
+      </w:r>
+    </w:p>
+    <w:p>
+      <w:r>
+        <w:rPr>
+          <w:sz w:val="22"/>
+        </w:rPr>
+        <w:t>- Existing installations can now import per-church defaults successfully.</w:t>
+      </w:r>
+    </w:p>
+    <w:p/>
+    <w:p>
+      <w:r>
+        <w:rPr>
+          <w:sz w:val="22"/>
+        </w:rPr>
+        <w:t>6) Operational Outcome</w:t>
+      </w:r>
+    </w:p>
+    <w:p>
+      <w:r>
+        <w:rPr>
+          <w:sz w:val="22"/>
+        </w:rPr>
+        <w:t>- Default workbook codes are now present in database and visible in Collections.</w:t>
+      </w:r>
+    </w:p>
+    <w:p>
+      <w:r>
+        <w:rPr>
+          <w:sz w:val="22"/>
+        </w:rPr>
+        <w:t>- Roles with manage rights can edit defaults directly from Collection Codes section.</w:t>
       </w:r>
     </w:p>
     <w:sectPr>

--- a/Documentation.docx
+++ b/Documentation.docx
@@ -2246,6 +2246,79 @@
           <w:sz w:val="22"/>
         </w:rPr>
         <w:t>- Roles with manage rights can edit defaults directly from Collection Codes section.</w:t>
+      </w:r>
+    </w:p>
+    <w:p/>
+    <w:p>
+      <w:r>
+        <w:t>Collections Tab: Quick Collection Entry Form</w:t>
+      </w:r>
+    </w:p>
+    <w:p>
+      <w:r>
+        <w:t>A new web-based quick entry form is available under the Collections tab for users who can access the Collections menu item.</w:t>
+      </w:r>
+    </w:p>
+    <w:p>
+      <w:r>
+        <w:t>What the form supports:</w:t>
+      </w:r>
+    </w:p>
+    <w:p>
+      <w:r>
+        <w:t>- Enter one or more collection rows in a single session.</w:t>
+      </w:r>
+    </w:p>
+    <w:p>
+      <w:r>
+        <w:t>- Each row captures Name, Date of Collection (date picker), Collection Amount, and Collection Details.</w:t>
+      </w:r>
+    </w:p>
+    <w:p>
+      <w:r>
+        <w:t>- Collection Details are selected from church-scoped collection items (church custom codes + global codes).</w:t>
+      </w:r>
+    </w:p>
+    <w:p>
+      <w:r>
+        <w:t>- Users can click Add another row to continue entering additional rows before closing the form.</w:t>
+      </w:r>
+    </w:p>
+    <w:p/>
+    <w:p>
+      <w:r>
+        <w:t>Submission behavior:</w:t>
+      </w:r>
+    </w:p>
+    <w:p>
+      <w:r>
+        <w:t>- Rows are posted to the same collections API flow used by file upload.</w:t>
+      </w:r>
+    </w:p>
+    <w:p>
+      <w:r>
+        <w:t>- The form validates entries and then submits through the collections bulk endpoint.</w:t>
+      </w:r>
+    </w:p>
+    <w:p>
+      <w:r>
+        <w:t>- After successful submit, the form stays open and resets with a fresh row so users can keep entering collections.</w:t>
+      </w:r>
+    </w:p>
+    <w:p/>
+    <w:p>
+      <w:r>
+        <w:t>Permissions:</w:t>
+      </w:r>
+    </w:p>
+    <w:p>
+      <w:r>
+        <w:t>- Any user with Collections menu access can open and use the form UI.</w:t>
+      </w:r>
+    </w:p>
+    <w:p>
+      <w:r>
+        <w:t>- Submitting rows requires Collections management rights.</w:t>
       </w:r>
     </w:p>
     <w:sectPr>

--- a/Documentation.docx
+++ b/Documentation.docx
@@ -2251,12 +2251,12 @@
     <w:p/>
     <w:p>
       <w:r>
-        <w:t>Collections Tab: Quick Collection Entry Form</w:t>
-      </w:r>
-    </w:p>
-    <w:p>
-      <w:r>
-        <w:t>A new web-based quick entry form is available under the Collections tab for users who can access the Collections menu item.</w:t>
+        <w:t>Collections Tab: Collection Form</w:t>
+      </w:r>
+    </w:p>
+    <w:p>
+      <w:r>
+        <w:t>A new web-based Collection Form is available under the Collections tab for users who can access the Collections menu item.</w:t>
       </w:r>
     </w:p>
     <w:p>
@@ -2271,20 +2271,22 @@
     </w:p>
     <w:p>
       <w:r>
-        <w:t>- Each row captures Name, Date of Collection (date picker), Collection Amount, and Collection Details.</w:t>
-      </w:r>
-    </w:p>
-    <w:p>
-      <w:r>
-        <w:t>- Collection Details are selected from church-scoped collection items (church custom codes + global codes).</w:t>
-      </w:r>
-    </w:p>
-    <w:p>
-      <w:r>
-        <w:t>- Users can click Add another row to continue entering additional rows before closing the form.</w:t>
-      </w:r>
-    </w:p>
-    <w:p/>
+        <w:t>- Each row captures Name, Date of Collection (date picker), and Total Collection Amount.</w:t>
+      </w:r>
+    </w:p>
+    <w:p>
+      <w:r>
+        <w:t>- Collection details are selected from a dropdown list of church-scoped collection items (church custom codes + global codes).</w:t>
+      </w:r>
+    </w:p>
+    <w:p>
+      <w:r>
+        <w:t>- Users choose one collection item, enter its amount, click Add item, and repeat to add more items.</w:t>
+      </w:r>
+    </w:p>
+    <w:p>
+      <w:r/>
+    </w:p>
     <w:p>
       <w:r>
         <w:t>Submission behavior:</w:t>
@@ -2302,10 +2304,17 @@
     </w:p>
     <w:p>
       <w:r>
+        <w:t>- Submit is blocked unless the sum of all added collection-item amounts exactly matches the Total Collection Amount for that row.</w:t>
+      </w:r>
+    </w:p>
+    <w:p>
+      <w:r>
         <w:t>- After successful submit, the form stays open and resets with a fresh row so users can keep entering collections.</w:t>
       </w:r>
     </w:p>
-    <w:p/>
+    <w:p>
+      <w:r/>
+    </w:p>
     <w:p>
       <w:r>
         <w:t>Permissions:</w:t>
